--- a/docs/entregables/20_secretos.docx
+++ b/docs/entregables/20_secretos.docx
@@ -1408,7 +1408,7 @@
         </w:r>
         <w:r>
           <w:rPr/>
-          <w:t xml:space="preserve">7</w:t>
+          <w:t xml:space="preserve">8</w:t>
         </w:r>
       </w:hyperlink>
     </w:p>
@@ -1465,7 +1465,7 @@
         </w:r>
         <w:r>
           <w:rPr/>
-          <w:t xml:space="preserve">8</w:t>
+          <w:t xml:space="preserve">9</w:t>
         </w:r>
       </w:hyperlink>
       <w:r>
@@ -3439,6 +3439,119 @@
           </w:p>
         </w:tc>
       </w:tr>
+      <w:tr>
+        <w:trPr>
+          <w:cantSplit/>
+        </w:trPr>
+        <w:tc>
+          <w:tcPr>
+            <w:tcW w:type="dxa" w:w="2605"/>
+            <w:vAlign w:val="top"/>
+            <w:shd w:val="clear" w:color="auto" w:fill="F3F6FA"/>
+          </w:tcPr>
+          <w:p>
+            <w:pPr>
+              <w:pStyle w:val="Textodetabla"/>
+            </w:pPr>
+            <w:r>
+              <w:rPr>
+                <w:sz w:val="19"/>
+              </w:rPr>
+              <w:t xml:space="preserve">Cuenta compartida </w:t>
+            </w:r>
+            <w:r>
+              <w:rPr>
+                <w:rFonts w:ascii="Consolas" w:hAnsi="Consolas"/>
+                <w:sz w:val="16"/>
+                <w:shd w:val="clear" w:color="auto" w:fill="F2F2F2"/>
+              </w:rPr>
+              <w:t>soarai2026</w:t>
+            </w:r>
+            <w:r>
+              <w:rPr>
+                <w:sz w:val="19"/>
+              </w:rPr>
+              <w:t xml:space="preserve"> de GitHub</w:t>
+            </w:r>
+          </w:p>
+        </w:tc>
+        <w:tc>
+          <w:tcPr>
+            <w:tcW w:type="dxa" w:w="2170"/>
+            <w:vAlign w:val="top"/>
+            <w:shd w:val="clear" w:color="auto" w:fill="F3F6FA"/>
+          </w:tcPr>
+          <w:p>
+            <w:pPr>
+              <w:pStyle w:val="Textodetabla"/>
+            </w:pPr>
+            <w:r>
+              <w:rPr>
+                <w:sz w:val="19"/>
+              </w:rPr>
+              <w:t>Creación y fusión de PR</w:t>
+            </w:r>
+          </w:p>
+        </w:tc>
+        <w:tc>
+          <w:tcPr>
+            <w:tcW w:type="dxa" w:w="1881"/>
+            <w:vAlign w:val="top"/>
+            <w:shd w:val="clear" w:color="auto" w:fill="F3F6FA"/>
+          </w:tcPr>
+          <w:p>
+            <w:pPr>
+              <w:pStyle w:val="Textodetabla"/>
+            </w:pPr>
+            <w:r>
+              <w:rPr>
+                <w:sz w:val="19"/>
+              </w:rPr>
+              <w:t>GitHub</w:t>
+            </w:r>
+          </w:p>
+        </w:tc>
+        <w:tc>
+          <w:tcPr>
+            <w:tcW w:type="dxa" w:w="1592"/>
+            <w:vAlign w:val="top"/>
+            <w:shd w:val="clear" w:color="auto" w:fill="F3F6FA"/>
+          </w:tcPr>
+          <w:p>
+            <w:pPr>
+              <w:pStyle w:val="Textodetabla"/>
+            </w:pPr>
+            <w:r>
+              <w:rPr>
+                <w:b/>
+                <w:color w:val="7A4A00"/>
+                <w:sz w:val="19"/>
+                <w:highlight w:val="yellow"/>
+              </w:rPr>
+              <w:t>[POR CONFIRMAR: quién custodia la cuenta compartida soarai2026 y si se mantiene — preguntar al equipo]</w:t>
+            </w:r>
+          </w:p>
+        </w:tc>
+        <w:tc>
+          <w:tcPr>
+            <w:tcW w:type="dxa" w:w="1158"/>
+            <w:vAlign w:val="top"/>
+            <w:shd w:val="clear" w:color="auto" w:fill="F3F6FA"/>
+          </w:tcPr>
+          <w:p>
+            <w:pPr>
+              <w:pStyle w:val="Textodetabla"/>
+            </w:pPr>
+            <w:r>
+              <w:rPr>
+                <w:rFonts w:ascii="Segoe UI Emoji" w:hAnsi="Segoe UI Emoji"/>
+                <w:sz w:val="19"/>
+              </w:rPr>
+              <w:t>🟡</w:t>
+            </w:r>
+          </w:p>
+        </w:tc>
+      </w:tr>
     </w:tbl>
     <w:p>
       <w:pPr>
@@ -4976,6 +5089,18 @@
       <w:bookmarkEnd w:id="1008"/>
     </w:p>
     <w:p>
+      <w:r>
+        <w:rPr>
+          <w:b/>
+          <w:color w:val="8A2B0E"/>
+        </w:rPr>
+        <w:t>«Propuesta»</w:t>
+      </w:r>
+      <w:r>
+        <w:t>:</w:t>
+      </w:r>
+    </w:p>
+    <w:p>
       <w:pPr>
         <w:pStyle w:val="Viñeta"/>
         <w:tabs>
@@ -5039,6 +5164,18 @@
         <w:t>9. Respuesta ante una filtración</w:t>
       </w:r>
       <w:bookmarkEnd w:id="1009"/>
+    </w:p>
+    <w:p>
+      <w:r>
+        <w:rPr>
+          <w:b/>
+          <w:color w:val="8A2B0E"/>
+        </w:rPr>
+        <w:t>«Propuesta»</w:t>
+      </w:r>
+      <w:r>
+        <w:t>, salvo la regla del paso 1, que es del equipo:</w:t>
+      </w:r>
     </w:p>
     <w:p>
       <w:pPr>
